--- a/DocStruct_Parsing_Research_Findings.docx
+++ b/DocStruct_Parsing_Research_Findings.docx
@@ -46,14 +46,146 @@
     <w:p>
       <w:pPr>
         <w:jc w:val="center"/>
-      </w:pPr>
-      <w:r>
         <w:rPr>
           <w:i/>
           <w:color w:val="788296"/>
           <w:sz w:val="19"/>
         </w:rPr>
-        <w:t>Internal Research &amp; Findings  ·  DocStruct Project  ·  March 2026</w:t>
+      </w:pPr>
+      <w:r>
+        <w:rPr>
+          <w:i/>
+          <w:color w:val="788296"/>
+          <w:sz w:val="19"/>
+        </w:rPr>
+        <w:t xml:space="preserve">Internal Research &amp; </w:t>
+      </w:r>
+      <w:proofErr w:type="gramStart"/>
+      <w:r>
+        <w:rPr>
+          <w:i/>
+          <w:color w:val="788296"/>
+          <w:sz w:val="19"/>
+        </w:rPr>
+        <w:t>Findings  ·</w:t>
+      </w:r>
+      <w:proofErr w:type="gramEnd"/>
+      <w:r>
+        <w:rPr>
+          <w:i/>
+          <w:color w:val="788296"/>
+          <w:sz w:val="19"/>
+        </w:rPr>
+        <w:t xml:space="preserve">  </w:t>
+      </w:r>
+      <w:proofErr w:type="spellStart"/>
+      <w:r>
+        <w:rPr>
+          <w:i/>
+          <w:color w:val="788296"/>
+          <w:sz w:val="19"/>
+        </w:rPr>
+        <w:t>DocStruct</w:t>
+      </w:r>
+      <w:proofErr w:type="spellEnd"/>
+      <w:r>
+        <w:rPr>
+          <w:i/>
+          <w:color w:val="788296"/>
+          <w:sz w:val="19"/>
+        </w:rPr>
+        <w:t xml:space="preserve"> </w:t>
+      </w:r>
+      <w:proofErr w:type="gramStart"/>
+      <w:r>
+        <w:rPr>
+          <w:i/>
+          <w:color w:val="788296"/>
+          <w:sz w:val="19"/>
+        </w:rPr>
+        <w:t>Project  ·</w:t>
+      </w:r>
+      <w:proofErr w:type="gramEnd"/>
+      <w:r>
+        <w:rPr>
+          <w:i/>
+          <w:color w:val="788296"/>
+          <w:sz w:val="19"/>
+        </w:rPr>
+        <w:t xml:space="preserve">  March 2026</w:t>
+      </w:r>
+    </w:p>
+    <w:p>
+      <w:pPr>
+        <w:jc w:val="center"/>
+        <w:rPr>
+          <w:i/>
+          <w:color w:val="788296"/>
+          <w:sz w:val="19"/>
+        </w:rPr>
+      </w:pPr>
+    </w:p>
+    <w:p>
+      <w:pPr>
+        <w:jc w:val="center"/>
+        <w:rPr>
+          <w:i/>
+          <w:color w:val="788296"/>
+          <w:sz w:val="19"/>
+        </w:rPr>
+      </w:pPr>
+    </w:p>
+    <w:p>
+      <w:pPr>
+        <w:jc w:val="center"/>
+        <w:rPr>
+          <w:i/>
+          <w:color w:val="788296"/>
+          <w:sz w:val="19"/>
+        </w:rPr>
+      </w:pPr>
+    </w:p>
+    <w:p>
+      <w:pPr>
+        <w:jc w:val="center"/>
+        <w:rPr>
+          <w:i/>
+          <w:color w:val="788296"/>
+          <w:sz w:val="19"/>
+        </w:rPr>
+      </w:pPr>
+      <w:r>
+        <w:rPr>
+          <w:b/>
+          <w:bCs/>
+          <w:iCs/>
+          <w:color w:val="788296"/>
+          <w:sz w:val="48"/>
+          <w:szCs w:val="48"/>
+        </w:rPr>
+        <w:t>Author</w:t>
+      </w:r>
+      <w:r>
+        <w:rPr>
+          <w:b/>
+          <w:bCs/>
+          <w:iCs/>
+          <w:color w:val="788296"/>
+          <w:sz w:val="48"/>
+          <w:szCs w:val="48"/>
+        </w:rPr>
+        <w:t xml:space="preserve"> -</w:t>
+      </w:r>
+      <w:r>
+        <w:rPr>
+          <w:b/>
+          <w:bCs/>
+          <w:iCs/>
+          <w:color w:val="788296"/>
+          <w:sz w:val="48"/>
+          <w:szCs w:val="48"/>
+        </w:rPr>
+        <w:t xml:space="preserve"> Eshwari Gone</w:t>
       </w:r>
     </w:p>
     <w:p>
@@ -74,8 +206,13 @@
       <w:pPr>
         <w:spacing w:after="120"/>
       </w:pPr>
-      <w:r>
-        <w:t>DocStruct started as an internal question: can we extract structure from documents reliably without relying on a third-party API? The end result is a local-first extraction pipeline that handles PDFs, DOCX, EPUB, HTML, PPTX, and image files, turning them into structured JSON and Markdown — headings, tables, figures, and all.</w:t>
+      <w:proofErr w:type="spellStart"/>
+      <w:r>
+        <w:t>DocStruct</w:t>
+      </w:r>
+      <w:proofErr w:type="spellEnd"/>
+      <w:r>
+        <w:t xml:space="preserve"> started as an internal question: can we extract structure from documents reliably without relying on a third-party API? The end result is a local-first extraction pipeline that handles PDFs, DOCX, EPUB, HTML, PPTX, and image files, turning them into structured JSON and Markdown — headings, tables, figures, and all.</w:t>
       </w:r>
     </w:p>
     <w:p>
@@ -83,7 +220,15 @@
         <w:spacing w:after="120"/>
       </w:pPr>
       <w:r>
-        <w:t>The system runs as a FastAPI backend with an async job queue and a React frontend that gives a side-by-side view of the source document and the extracted output. The core insight driving the build was that most documents the team sees fall into two buckets: PDFs with a readable bookmark tree (easy), and everything else (hard). The pipeline handles the easy case with pure heuristics — no model involved — and routes everything harder toward a VLM or MOCR path.</w:t>
+        <w:t xml:space="preserve">The system runs as a </w:t>
+      </w:r>
+      <w:proofErr w:type="spellStart"/>
+      <w:r>
+        <w:t>FastAPI</w:t>
+      </w:r>
+      <w:proofErr w:type="spellEnd"/>
+      <w:r>
+        <w:t xml:space="preserve"> backend with an async job queue and a React frontend that gives a side-by-side view of the source document and the extracted output. The core insight driving the build was that most documents the team sees fall into two buckets: PDFs with a readable bookmark tree (easy), and everything else (hard). The pipeline handles the easy case with pure heuristics — no model involved — and routes everything harder toward a VLM or MOCR path.</w:t>
       </w:r>
     </w:p>
     <w:p>
@@ -107,7 +252,23 @@
         <w:t>Fast path —</w:t>
       </w:r>
       <w:r>
-        <w:t xml:space="preserve"> PDFs with a TOC/bookmark structure, plus DOCX, HTML, EPUB, and PPTX files. These are parsed using PyMuPDF, python-docx, and BeautifulSoup. No GPU, no model, very fast.</w:t>
+        <w:t xml:space="preserve"> PDFs with a TOC/bookmark structure, plus DOCX, HTML, EPUB, and PPTX files. These are parsed using </w:t>
+      </w:r>
+      <w:proofErr w:type="spellStart"/>
+      <w:r>
+        <w:t>PyMuPDF</w:t>
+      </w:r>
+      <w:proofErr w:type="spellEnd"/>
+      <w:r>
+        <w:t xml:space="preserve">, python-docx, and </w:t>
+      </w:r>
+      <w:proofErr w:type="spellStart"/>
+      <w:r>
+        <w:t>BeautifulSoup</w:t>
+      </w:r>
+      <w:proofErr w:type="spellEnd"/>
+      <w:r>
+        <w:t>. No GPU, no model, very fast.</w:t>
       </w:r>
     </w:p>
     <w:p>
@@ -139,7 +300,15 @@
         <w:t>VLM path —</w:t>
       </w:r>
       <w:r>
-        <w:t xml:space="preserve"> Scanned PDFs and image files. Each page is rendered as a PNG and sent to a vision-language model (GPT-4o-mini via OpenRouter in the experiment). Output is structured Markdown.</w:t>
+        <w:t xml:space="preserve"> Scanned PDFs and image files. Each page is rendered as a PNG and sent to a vision-language model (GPT-4o-mini via </w:t>
+      </w:r>
+      <w:proofErr w:type="spellStart"/>
+      <w:r>
+        <w:t>OpenRouter</w:t>
+      </w:r>
+      <w:proofErr w:type="spellEnd"/>
+      <w:r>
+        <w:t xml:space="preserve"> in the experiment). Output is structured Markdown.</w:t>
       </w:r>
     </w:p>
     <w:p>
@@ -147,7 +316,31 @@
         <w:spacing w:after="120"/>
       </w:pPr>
       <w:r>
-        <w:t>Tables are extracted with pdfplumber across three strategies (line-based, text-based, and mixed). Images and diagrams are pulled via PyMuPDF using both raster xref scanning and vector drawing cluster detection. Job artifacts are cleaned up after one hour.</w:t>
+        <w:t xml:space="preserve">Tables are extracted with </w:t>
+      </w:r>
+      <w:proofErr w:type="spellStart"/>
+      <w:r>
+        <w:t>pdfplumber</w:t>
+      </w:r>
+      <w:proofErr w:type="spellEnd"/>
+      <w:r>
+        <w:t xml:space="preserve"> across three strategies (line-based, text-based, and mixed). Images and diagrams are pulled via </w:t>
+      </w:r>
+      <w:proofErr w:type="spellStart"/>
+      <w:r>
+        <w:t>PyMuPDF</w:t>
+      </w:r>
+      <w:proofErr w:type="spellEnd"/>
+      <w:r>
+        <w:t xml:space="preserve"> using both raster </w:t>
+      </w:r>
+      <w:proofErr w:type="spellStart"/>
+      <w:r>
+        <w:t>xref</w:t>
+      </w:r>
+      <w:proofErr w:type="spellEnd"/>
+      <w:r>
+        <w:t xml:space="preserve"> scanning and vector drawing cluster detection. Job artifacts are cleaned up after one hour.</w:t>
       </w:r>
     </w:p>
     <w:p>
@@ -183,7 +376,23 @@
         <w:t xml:space="preserve">, </w:t>
       </w:r>
       <w:r>
-        <w:t>eventually needs the content extracted in a usable form. The default answer for most teams right now is to route everything through a managed service like PageIndex, AWS Textract, Azure Document Intelligence, or Google Document AI. These work, but they come with tradeoffs that are easy to underestimate early on and painful to deal with later.</w:t>
+        <w:t xml:space="preserve">eventually needs the content extracted in a usable form. The default answer for most teams right now is to route everything through a managed service like </w:t>
+      </w:r>
+      <w:proofErr w:type="spellStart"/>
+      <w:r>
+        <w:t>PageIndex</w:t>
+      </w:r>
+      <w:proofErr w:type="spellEnd"/>
+      <w:r>
+        <w:t xml:space="preserve">, AWS </w:t>
+      </w:r>
+      <w:proofErr w:type="spellStart"/>
+      <w:r>
+        <w:t>Textract</w:t>
+      </w:r>
+      <w:proofErr w:type="spellEnd"/>
+      <w:r>
+        <w:t>, Azure Document Intelligence, or Google Document AI. These work, but they come with tradeoffs that are easy to underestimate early on and painful to deal with later.</w:t>
       </w:r>
     </w:p>
     <w:p>
@@ -361,7 +570,23 @@
         <w:spacing w:after="120"/>
       </w:pPr>
       <w:r>
-        <w:t>Tesseract (Apache 2.0, maintained by Google) is still the most widely deployed open-source OCR engine. Version 5.x uses an LSTM-based recogniser that gets you to 95–99% character accuracy on clean, machine-printed English. It runs entirely on CPU — no GPU needed — and can process roughly 5–10 pages per minute on a modern server CPU in single-threaded mode, faster with parallelisation.</w:t>
+        <w:t xml:space="preserve">Tesseract (Apache 2.0, maintained by Google) is still the most widely deployed open-source OCR engine. Version 5.x uses an LSTM-based </w:t>
+      </w:r>
+      <w:proofErr w:type="spellStart"/>
+      <w:r>
+        <w:t>recogniser</w:t>
+      </w:r>
+      <w:proofErr w:type="spellEnd"/>
+      <w:r>
+        <w:t xml:space="preserve"> that gets you to 95–99% character accuracy on clean, machine-printed English. It runs entirely on CPU — no GPU needed — and can process roughly 5–10 pages per minute on a modern server CPU in single-threaded mode, faster with </w:t>
+      </w:r>
+      <w:proofErr w:type="spellStart"/>
+      <w:r>
+        <w:t>parallelisation</w:t>
+      </w:r>
+      <w:proofErr w:type="spellEnd"/>
+      <w:r>
+        <w:t>.</w:t>
       </w:r>
     </w:p>
     <w:p>
@@ -376,8 +601,13 @@
       <w:pPr>
         <w:spacing w:after="120"/>
       </w:pPr>
-      <w:r>
-        <w:t>PaddleOCR (Baidu, Apache 2.0) is a strong alternative with built-in layout analysis and better multilingual support. It benefits from GPU acceleration and handles multi-column and table structures more naturally than Tesseract.</w:t>
+      <w:proofErr w:type="spellStart"/>
+      <w:r>
+        <w:t>PaddleOCR</w:t>
+      </w:r>
+      <w:proofErr w:type="spellEnd"/>
+      <w:r>
+        <w:t xml:space="preserve"> (Baidu, Apache 2.0) is a strong alternative with built-in layout analysis and better multilingual support. It benefits from GPU acceleration and handles multi-column and table structures more naturally than Tesseract.</w:t>
       </w:r>
     </w:p>
     <w:p>
@@ -401,7 +631,23 @@
         <w:spacing w:after="120"/>
       </w:pPr>
       <w:r>
-        <w:t>In our experiment, we used GPT-4o-mini via OpenRouter to process a 20-page PDF. The setup was straightforward: render each page with PyMuPDF at 150 DPI, base64-encode the PNG, include the previous page tail as context, and stream the response. Here is what we found:</w:t>
+        <w:t xml:space="preserve">In our experiment, we used GPT-4o-mini via </w:t>
+      </w:r>
+      <w:proofErr w:type="spellStart"/>
+      <w:r>
+        <w:t>OpenRouter</w:t>
+      </w:r>
+      <w:proofErr w:type="spellEnd"/>
+      <w:r>
+        <w:t xml:space="preserve"> to process a 20-page PDF. The setup was straightforward: render each page with </w:t>
+      </w:r>
+      <w:proofErr w:type="spellStart"/>
+      <w:r>
+        <w:t>PyMuPDF</w:t>
+      </w:r>
+      <w:proofErr w:type="spellEnd"/>
+      <w:r>
+        <w:t xml:space="preserve"> at 150 DPI, base64-encode the PNG, include the previous page tail as context, and stream the response. Here is what we found:</w:t>
       </w:r>
     </w:p>
     <w:p>
@@ -434,7 +680,15 @@
         <w:t>Cost:</w:t>
       </w:r>
       <w:r>
-        <w:t xml:space="preserve"> approximately $0.10 per page — cost-equivalent to PageIndex at standard pricing.</w:t>
+        <w:t xml:space="preserve"> approximately $0.10 per page — cost-equivalent to </w:t>
+      </w:r>
+      <w:proofErr w:type="spellStart"/>
+      <w:r>
+        <w:t>PageIndex</w:t>
+      </w:r>
+      <w:proofErr w:type="spellEnd"/>
+      <w:r>
+        <w:t xml:space="preserve"> at standard pricing.</w:t>
       </w:r>
     </w:p>
     <w:p>
@@ -460,7 +714,23 @@
         <w:ind w:left="504"/>
       </w:pPr>
       <w:r>
-        <w:t>The data privacy problem is still there — pages leave the organisation, routed through OpenRouter to OpenAI infrastructure.</w:t>
+        <w:t xml:space="preserve">The data privacy problem is still there — pages leave the </w:t>
+      </w:r>
+      <w:proofErr w:type="spellStart"/>
+      <w:r>
+        <w:t>organisation</w:t>
+      </w:r>
+      <w:proofErr w:type="spellEnd"/>
+      <w:r>
+        <w:t xml:space="preserve">, routed through </w:t>
+      </w:r>
+      <w:proofErr w:type="spellStart"/>
+      <w:r>
+        <w:t>OpenRouter</w:t>
+      </w:r>
+      <w:proofErr w:type="spellEnd"/>
+      <w:r>
+        <w:t xml:space="preserve"> to OpenAI infrastructure.</w:t>
       </w:r>
     </w:p>
     <w:p>
@@ -468,7 +738,15 @@
         <w:spacing w:after="120"/>
       </w:pPr>
       <w:r>
-        <w:t>GPT-4o-mini is the budget option. GPT-4o and Claude 3.5 Sonnet would improve accuracy noticeably on complex layouts but cost 3–5× more per page. At scale, parallelising across pages rather than calling sequentially could cut wall-clock time by 3–5×, though rate limits become a practical constraint.</w:t>
+        <w:t xml:space="preserve">GPT-4o-mini is the budget option. GPT-4o and Claude 3.5 Sonnet would improve accuracy noticeably on complex layouts but cost 3–5× more per page. At scale, </w:t>
+      </w:r>
+      <w:proofErr w:type="spellStart"/>
+      <w:r>
+        <w:t>parallelising</w:t>
+      </w:r>
+      <w:proofErr w:type="spellEnd"/>
+      <w:r>
+        <w:t xml:space="preserve"> across pages rather than calling sequentially could cut wall-clock time by 3–5×, though rate limits become a practical constraint.</w:t>
       </w:r>
     </w:p>
     <w:p>
@@ -484,7 +762,23 @@
         <w:spacing w:after="120"/>
       </w:pPr>
       <w:r>
-        <w:t>MOCR models are purpose-built for document understanding. Unlike general-purpose VLMs that handle documents as one use case among many, MOCR models are trained specifically on document datasets and optimised for the full extraction pipeline. The architecture is: a vision encoder (usually a ViT variant) converts the page image into visual tokens; a multimodal connector aligns visual and text embeddings; and an LLM decoder generates the structured output.</w:t>
+        <w:t xml:space="preserve">MOCR models are purpose-built for document understanding. Unlike general-purpose VLMs that handle documents as one use case among many, MOCR models are trained specifically on document datasets and </w:t>
+      </w:r>
+      <w:proofErr w:type="spellStart"/>
+      <w:r>
+        <w:t>optimised</w:t>
+      </w:r>
+      <w:proofErr w:type="spellEnd"/>
+      <w:r>
+        <w:t xml:space="preserve"> for the full extraction pipeline. The architecture is: a vision encoder (usually a </w:t>
+      </w:r>
+      <w:proofErr w:type="spellStart"/>
+      <w:r>
+        <w:t>ViT</w:t>
+      </w:r>
+      <w:proofErr w:type="spellEnd"/>
+      <w:r>
+        <w:t xml:space="preserve"> variant) converts the page image into visual tokens; a multimodal connector aligns visual and text embeddings; and an LLM decoder generates the structured output.</w:t>
       </w:r>
     </w:p>
     <w:p>
@@ -542,10 +836,40 @@
         <w:rPr>
           <w:lang w:val="pt-BR"/>
         </w:rPr>
-        <w:t xml:space="preserve"> — ~0.9B parameters. </w:t>
-      </w:r>
-      <w:r>
-        <w:t>Despite its compact size, it sits at or near the top of the OmniDocBench v1.5 leaderboard with a score of 94.62%. It uses a CogViT visual encoder, a lightweight cross-modal connector, and a GLM-0.5B language decoder. Throughput is approximately 1.86 pages/second on a single GPU. Minimum VRAM is around 4–6 GB, though 8–12 GB is comfortable for batched inference. Reference: https://huggingface.co/zai-org/GLM-OCR</w:t>
+        <w:t xml:space="preserve"> — ~0.9B </w:t>
+      </w:r>
+      <w:proofErr w:type="spellStart"/>
+      <w:r>
+        <w:rPr>
+          <w:lang w:val="pt-BR"/>
+        </w:rPr>
+        <w:t>parameters</w:t>
+      </w:r>
+      <w:proofErr w:type="spellEnd"/>
+      <w:r>
+        <w:rPr>
+          <w:lang w:val="pt-BR"/>
+        </w:rPr>
+        <w:t xml:space="preserve">. </w:t>
+      </w:r>
+      <w:r>
+        <w:t xml:space="preserve">Despite its compact size, it sits at or near the top of the </w:t>
+      </w:r>
+      <w:proofErr w:type="spellStart"/>
+      <w:r>
+        <w:t>OmniDocBench</w:t>
+      </w:r>
+      <w:proofErr w:type="spellEnd"/>
+      <w:r>
+        <w:t xml:space="preserve"> v1.5 leaderboard with a score of 94.62%. It uses a </w:t>
+      </w:r>
+      <w:proofErr w:type="spellStart"/>
+      <w:r>
+        <w:t>CogViT</w:t>
+      </w:r>
+      <w:proofErr w:type="spellEnd"/>
+      <w:r>
+        <w:t xml:space="preserve"> visual encoder, a lightweight cross-modal connector, and a GLM-0.5B language decoder. Throughput is approximately 1.86 pages/second on a single GPU. Minimum VRAM is around 4–6 GB, though 8–12 GB is comfortable for batched inference. Reference: https://huggingface.co/zai-org/GLM-OCR</w:t>
       </w:r>
     </w:p>
     <w:p>
@@ -559,7 +883,15 @@
         <w:t>DeepSeek-OCR-2 (DeepSeek AI, Apache 2.0)</w:t>
       </w:r>
       <w:r>
-        <w:t xml:space="preserve"> — ~3B parameters (DeepSeek-3B-MoE decoder + vision encoder). The standout feature is its optical context compression: it processes each page using only 256–1,120 vision tokens (versus 1,500–6,000 for competing models), which translates directly into throughput. On a single NVIDIA A100-40G, DeepSeek-OCR achieves ~200,000 pages per day (~2–3 pages/second). OmniDocBench v1.5 score: 91.09%. Needs 8–10 GB VRAM in base mode, 40 GB for the full Gundam tiling mode. Reference: https://arxiv.org/html/2510.18234v1</w:t>
+        <w:t xml:space="preserve"> — ~3B parameters (DeepSeek-3B-MoE decoder + vision encoder). The standout feature is its optical context compression: it processes each page using only 256–1,120 vision tokens (versus 1,500–6,000 for competing models), which translates directly into throughput. On a single NVIDIA A100-40G, DeepSeek-OCR achieves ~200,000 pages per day (~2–3 pages/second). </w:t>
+      </w:r>
+      <w:proofErr w:type="spellStart"/>
+      <w:r>
+        <w:t>OmniDocBench</w:t>
+      </w:r>
+      <w:proofErr w:type="spellEnd"/>
+      <w:r>
+        <w:t xml:space="preserve"> v1.5 score: 91.09%. Needs 8–10 GB VRAM in base mode, 40 GB for the full Gundam tiling mode. Reference: https://arxiv.org/html/2510.18234v1</w:t>
       </w:r>
     </w:p>
     <w:p>
@@ -573,7 +905,23 @@
         <w:t>Dots.OCR-1.5 / dots.ocr-3B (RED AI Lab)</w:t>
       </w:r>
       <w:r>
-        <w:t xml:space="preserve"> — ~3B parameters, built on fine-tuned Qwen2.5-VL with a custom 1.2B vision encoder (dots.vit). Covers 100+ languages including low-resource scripts. Benchmarks at approximately 79–80% on olmOCR-Bench. Throughput is around 2 pages/second on an A100. Reference: https://huggingface.co/kristaller486/dots.ocr-1.5</w:t>
+        <w:t xml:space="preserve"> — ~3B parameters, built on fine-tuned Qwen2.5-VL with a custom 1.2B vision encoder (</w:t>
+      </w:r>
+      <w:proofErr w:type="spellStart"/>
+      <w:r>
+        <w:t>dots.vit</w:t>
+      </w:r>
+      <w:proofErr w:type="spellEnd"/>
+      <w:r>
+        <w:t xml:space="preserve">). Covers 100+ languages including low-resource scripts. Benchmarks at approximately 79–80% on </w:t>
+      </w:r>
+      <w:proofErr w:type="spellStart"/>
+      <w:r>
+        <w:t>olmOCR</w:t>
+      </w:r>
+      <w:proofErr w:type="spellEnd"/>
+      <w:r>
+        <w:t>-Bench. Throughput is around 2 pages/second on an A100. Reference: https://huggingface.co/kristaller486/dots.ocr-1.5</w:t>
       </w:r>
     </w:p>
     <w:p>
@@ -581,7 +929,15 @@
         <w:spacing w:after="120"/>
       </w:pPr>
       <w:r>
-        <w:t>A broader survey of the MOCR field can be found in the arXiv paper "A Comprehensive Survey on Multimodal OCR and Document Understanding Models" (arXiv:2603.13032). It covers architecture categories, benchmark comparisons, and the tradeoffs between accuracy, speed, and model size across 30+ models.</w:t>
+        <w:t xml:space="preserve">A broader survey of the MOCR field can be found in the </w:t>
+      </w:r>
+      <w:proofErr w:type="spellStart"/>
+      <w:r>
+        <w:t>arXiv</w:t>
+      </w:r>
+      <w:proofErr w:type="spellEnd"/>
+      <w:r>
+        <w:t xml:space="preserve"> paper "A Comprehensive Survey on Multimodal OCR and Document Understanding Models" (arXiv:2603.13032). It covers architecture categories, benchmark comparisons, and the tradeoffs between accuracy, speed, and model size across 30+ models.</w:t>
       </w:r>
     </w:p>
     <w:p>
@@ -622,7 +978,15 @@
         <w:spacing w:after="120"/>
       </w:pPr>
       <w:r>
-        <w:t>The table below covers representative models from each category, showing what you actually need to run them. VRAM figures are for FP16 inference; INT8 quantisation roughly halves the requirement with a small accuracy penalty (~1–3%).</w:t>
+        <w:t xml:space="preserve">The table below covers representative models from each category, showing what you actually need to run them. VRAM figures are for FP16 inference; INT8 </w:t>
+      </w:r>
+      <w:proofErr w:type="spellStart"/>
+      <w:r>
+        <w:t>quantisation</w:t>
+      </w:r>
+      <w:proofErr w:type="spellEnd"/>
+      <w:r>
+        <w:t xml:space="preserve"> roughly halves the requirement with a small accuracy penalty (~1–3%).</w:t>
       </w:r>
     </w:p>
     <w:tbl>
@@ -864,12 +1228,21 @@
             <w:shd w:val="clear" w:color="auto" w:fill="FFFFFF"/>
           </w:tcPr>
           <w:p>
+            <w:proofErr w:type="spellStart"/>
             <w:r>
               <w:rPr>
                 <w:b/>
                 <w:sz w:val="17"/>
               </w:rPr>
-              <w:t>PaddleOCR (PP-OCRv4)</w:t>
+              <w:t>PaddleOCR</w:t>
+            </w:r>
+            <w:proofErr w:type="spellEnd"/>
+            <w:r>
+              <w:rPr>
+                <w:b/>
+                <w:sz w:val="17"/>
+              </w:rPr>
+              <w:t xml:space="preserve"> (PP-OCRv4)</w:t>
             </w:r>
           </w:p>
         </w:tc>
@@ -1515,8 +1888,16 @@
               <w:rPr>
                 <w:sz w:val="17"/>
               </w:rPr>
-              <w:t>~3B MoE</w:t>
-            </w:r>
+              <w:t xml:space="preserve">~3B </w:t>
+            </w:r>
+            <w:proofErr w:type="spellStart"/>
+            <w:r>
+              <w:rPr>
+                <w:sz w:val="17"/>
+              </w:rPr>
+              <w:t>MoE</w:t>
+            </w:r>
+            <w:proofErr w:type="spellEnd"/>
           </w:p>
         </w:tc>
         <w:tc>
@@ -1617,8 +1998,16 @@
               <w:rPr>
                 <w:sz w:val="17"/>
               </w:rPr>
-              <w:t>~3B MoE</w:t>
-            </w:r>
+              <w:t xml:space="preserve">~3B </w:t>
+            </w:r>
+            <w:proofErr w:type="spellStart"/>
+            <w:r>
+              <w:rPr>
+                <w:sz w:val="17"/>
+              </w:rPr>
+              <w:t>MoE</w:t>
+            </w:r>
+            <w:proofErr w:type="spellEnd"/>
           </w:p>
         </w:tc>
         <w:tc>
@@ -2012,7 +2401,23 @@
               <w:t xml:space="preserve">Note: </w:t>
             </w:r>
             <w:r>
-              <w:t>PaddleOCR-VL-7B currently leads the OmniDocBench leaderboard at 92.86 (March 2026), ahead of GPT-4o and Gemini 2.5 Pro on end-to-end document parsing. GLM-OCR leads at 94.62% on v1.5 of the same benchmark among purpose-built MOCR models. Sources: codesota.com/ocr, regolo.ai/deepseek-ocr-vs-glm-ocr-vs-paddleocr-benchmark-2026</w:t>
+              <w:t xml:space="preserve">PaddleOCR-VL-7B currently leads the </w:t>
+            </w:r>
+            <w:proofErr w:type="spellStart"/>
+            <w:r>
+              <w:t>OmniDocBench</w:t>
+            </w:r>
+            <w:proofErr w:type="spellEnd"/>
+            <w:r>
+              <w:t xml:space="preserve"> leaderboard at 92.86 (March 2026), ahead of GPT-4o and Gemini 2.5 Pro on end-to-end document parsing. GLM-OCR leads at 94.62% on v1.5 of the same benchmark among purpose-built MOCR models. Sources: codesota.com/</w:t>
+            </w:r>
+            <w:proofErr w:type="spellStart"/>
+            <w:r>
+              <w:t>ocr</w:t>
+            </w:r>
+            <w:proofErr w:type="spellEnd"/>
+            <w:r>
+              <w:t>, regolo.ai/deepseek-ocr-vs-glm-ocr-vs-paddleocr-benchmark-2026</w:t>
             </w:r>
           </w:p>
         </w:tc>
@@ -2036,7 +2441,31 @@
         <w:spacing w:after="120"/>
       </w:pPr>
       <w:r>
-        <w:t>Cost per page is estimated for mixed-content PDF documents. For API models, this uses typical token counts per page (image tokens + output tokens). For self-hosted models, cost is derived from GPU instance pricing on a g5.2xlarge (A10G, $1.21/hr on-demand, AWS us-east-1, 2025 pricing). Accuracy figures reference the olmOCR-Bench or OmniDocBench leaderboard where available; otherwise they reflect independent benchmark results.</w:t>
+        <w:t>Cost per page is estimated for mixed-content PDF documents. For API models, this uses typical token counts per page (image tokens + output tokens). For self-hosted models, cost is derived from GPU instance pricing on a g5.2xlarge (A10G, $1.21/</w:t>
+      </w:r>
+      <w:proofErr w:type="spellStart"/>
+      <w:r>
+        <w:t>hr</w:t>
+      </w:r>
+      <w:proofErr w:type="spellEnd"/>
+      <w:r>
+        <w:t xml:space="preserve"> on-demand, AWS us-east-1, 2025 pricing). Accuracy figures reference the </w:t>
+      </w:r>
+      <w:proofErr w:type="spellStart"/>
+      <w:r>
+        <w:t>olmOCR</w:t>
+      </w:r>
+      <w:proofErr w:type="spellEnd"/>
+      <w:r>
+        <w:t xml:space="preserve">-Bench or </w:t>
+      </w:r>
+      <w:proofErr w:type="spellStart"/>
+      <w:r>
+        <w:t>OmniDocBench</w:t>
+      </w:r>
+      <w:proofErr w:type="spellEnd"/>
+      <w:r>
+        <w:t xml:space="preserve"> leaderboard where available; otherwise they reflect independent benchmark results.</w:t>
       </w:r>
     </w:p>
     <w:tbl>
@@ -2759,7 +3188,21 @@
               <w:rPr>
                 <w:sz w:val="17"/>
               </w:rPr>
-              <w:t>94.62% (OmniDoc v1.5)</w:t>
+              <w:t>94.62% (</w:t>
+            </w:r>
+            <w:proofErr w:type="spellStart"/>
+            <w:r>
+              <w:rPr>
+                <w:sz w:val="17"/>
+              </w:rPr>
+              <w:t>OmniDoc</w:t>
+            </w:r>
+            <w:proofErr w:type="spellEnd"/>
+            <w:r>
+              <w:rPr>
+                <w:sz w:val="17"/>
+              </w:rPr>
+              <w:t xml:space="preserve"> v1.5)</w:t>
             </w:r>
           </w:p>
         </w:tc>
@@ -2878,7 +3321,21 @@
               <w:rPr>
                 <w:sz w:val="17"/>
               </w:rPr>
-              <w:t xml:space="preserve">91.09% (OmniDoc </w:t>
+              <w:t>91.09% (</w:t>
+            </w:r>
+            <w:proofErr w:type="spellStart"/>
+            <w:r>
+              <w:rPr>
+                <w:sz w:val="17"/>
+              </w:rPr>
+              <w:t>OmniDoc</w:t>
+            </w:r>
+            <w:proofErr w:type="spellEnd"/>
+            <w:r>
+              <w:rPr>
+                <w:sz w:val="17"/>
+              </w:rPr>
+              <w:t xml:space="preserve"> </w:t>
             </w:r>
             <w:r>
               <w:rPr>
@@ -2988,7 +3445,21 @@
               <w:rPr>
                 <w:sz w:val="17"/>
               </w:rPr>
-              <w:t>~79–80% (olmOCR bench)</w:t>
+              <w:t>~79–80% (</w:t>
+            </w:r>
+            <w:proofErr w:type="spellStart"/>
+            <w:r>
+              <w:rPr>
+                <w:sz w:val="17"/>
+              </w:rPr>
+              <w:t>olmOCR</w:t>
+            </w:r>
+            <w:proofErr w:type="spellEnd"/>
+            <w:r>
+              <w:rPr>
+                <w:sz w:val="17"/>
+              </w:rPr>
+              <w:t xml:space="preserve"> bench)</w:t>
             </w:r>
           </w:p>
         </w:tc>
@@ -3090,7 +3561,21 @@
               <w:rPr>
                 <w:sz w:val="17"/>
               </w:rPr>
-              <w:t>82.4% (olmOCR bench)</w:t>
+              <w:t>82.4% (</w:t>
+            </w:r>
+            <w:proofErr w:type="spellStart"/>
+            <w:r>
+              <w:rPr>
+                <w:sz w:val="17"/>
+              </w:rPr>
+              <w:t>olmOCR</w:t>
+            </w:r>
+            <w:proofErr w:type="spellEnd"/>
+            <w:r>
+              <w:rPr>
+                <w:sz w:val="17"/>
+              </w:rPr>
+              <w:t xml:space="preserve"> bench)</w:t>
             </w:r>
           </w:p>
         </w:tc>
@@ -3192,7 +3677,21 @@
               <w:rPr>
                 <w:sz w:val="17"/>
               </w:rPr>
-              <w:t>83.1% (olmOCR bench)</w:t>
+              <w:t>83.1% (</w:t>
+            </w:r>
+            <w:proofErr w:type="spellStart"/>
+            <w:r>
+              <w:rPr>
+                <w:sz w:val="17"/>
+              </w:rPr>
+              <w:t>olmOCR</w:t>
+            </w:r>
+            <w:proofErr w:type="spellEnd"/>
+            <w:r>
+              <w:rPr>
+                <w:sz w:val="17"/>
+              </w:rPr>
+              <w:t xml:space="preserve"> bench)</w:t>
             </w:r>
           </w:p>
         </w:tc>
@@ -3294,7 +3793,21 @@
               <w:rPr>
                 <w:sz w:val="17"/>
               </w:rPr>
-              <w:t>92.86% (OmniDoc v1.5)</w:t>
+              <w:t>92.86% (</w:t>
+            </w:r>
+            <w:proofErr w:type="spellStart"/>
+            <w:r>
+              <w:rPr>
+                <w:sz w:val="17"/>
+              </w:rPr>
+              <w:t>OmniDoc</w:t>
+            </w:r>
+            <w:proofErr w:type="spellEnd"/>
+            <w:r>
+              <w:rPr>
+                <w:sz w:val="17"/>
+              </w:rPr>
+              <w:t xml:space="preserve"> v1.5)</w:t>
             </w:r>
           </w:p>
         </w:tc>
@@ -3327,7 +3840,31 @@
         <w:spacing w:after="160"/>
       </w:pPr>
       <w:r>
-        <w:t>* GPT-4o accuracy figures reflect olmOCR's anchored evaluation (fixed prompts). Real-world performance with custom prompting is typically higher. Chandra's ~870–1,080 pages/min figure comes from batched 100-page runs; single-page latency is ~90ms on an A100. DeepSeek-OCR reports ~200k pages/day on one A100-40G (≈ 139 pages/min) from their production paper. Sources: e2enetworks.com/blog, skywork.ai/blog/sheets/chandra-ocr-benchmark, arxiv.org/html/2510.18234v1</w:t>
+        <w:t xml:space="preserve">* GPT-4o accuracy figures reflect </w:t>
+      </w:r>
+      <w:proofErr w:type="spellStart"/>
+      <w:r>
+        <w:t>olmOCR's</w:t>
+      </w:r>
+      <w:proofErr w:type="spellEnd"/>
+      <w:r>
+        <w:t xml:space="preserve"> anchored evaluation (fixed prompts). Real-world performance with custom prompting is typically higher. Chandra's ~870–1,080 pages/min figure comes from batched 100-page runs; single-page latency is ~90ms on an A100. DeepSeek-OCR reports ~200k pages/day on one A100-40G (≈ 139 pages/min) from their production paper. Sources: e2enetworks.com/blog, skywork.ai/blog/sheets/</w:t>
+      </w:r>
+      <w:proofErr w:type="spellStart"/>
+      <w:r>
+        <w:t>chandra</w:t>
+      </w:r>
+      <w:proofErr w:type="spellEnd"/>
+      <w:r>
+        <w:t>-</w:t>
+      </w:r>
+      <w:proofErr w:type="spellStart"/>
+      <w:r>
+        <w:t>ocr</w:t>
+      </w:r>
+      <w:proofErr w:type="spellEnd"/>
+      <w:r>
+        <w:t>-benchmark, arxiv.org/html/2510.18234v1</w:t>
       </w:r>
     </w:p>
     <w:p>
@@ -3434,7 +3971,25 @@
                 <w:color w:val="FFFFFF"/>
                 <w:sz w:val="17"/>
               </w:rPr>
-              <w:t>$/hr (on-demand)</w:t>
+              <w:t>$/</w:t>
+            </w:r>
+            <w:proofErr w:type="spellStart"/>
+            <w:r>
+              <w:rPr>
+                <w:b/>
+                <w:color w:val="FFFFFF"/>
+                <w:sz w:val="17"/>
+              </w:rPr>
+              <w:t>hr</w:t>
+            </w:r>
+            <w:proofErr w:type="spellEnd"/>
+            <w:r>
+              <w:rPr>
+                <w:b/>
+                <w:color w:val="FFFFFF"/>
+                <w:sz w:val="17"/>
+              </w:rPr>
+              <w:t xml:space="preserve"> (on-demand)</w:t>
             </w:r>
           </w:p>
         </w:tc>
@@ -4459,7 +5014,47 @@
         <w:spacing w:after="160"/>
       </w:pPr>
       <w:r>
-        <w:t>* p4d.24xlarge on-demand pricing was ~$32/hr before the June 2025 reductions; post-reduction it sits around $21–23/hr depending on region. The g5.xlarge and g5.2xlarge are the practical sweet spot for smaller MOCR models: enough VRAM for sub-3B models, reasonable cost, and widely available. For 7B+ models (OlmOCR-2, PaddleOCR-VL), a single A100 is needed — either p4d.24xlarge (using one of its eight A100s) or a dedicated instance. Spot pricing cuts these figures by 60–70% for interruption-tolerant batch workloads. Source: trgdatacenters.com/resource/aws-gpu-pricing, aws.amazon.com/about-aws/whats-new/2025/06/pricing-usage-model-ec2-instances-nvidia-gpus</w:t>
+        <w:t>* p4d.24xlarge on-demand pricing was ~$32/</w:t>
+      </w:r>
+      <w:proofErr w:type="spellStart"/>
+      <w:r>
+        <w:t>hr</w:t>
+      </w:r>
+      <w:proofErr w:type="spellEnd"/>
+      <w:r>
+        <w:t xml:space="preserve"> before the June 2025 reductions; post-reduction it sits around $21–23/</w:t>
+      </w:r>
+      <w:proofErr w:type="spellStart"/>
+      <w:r>
+        <w:t>hr</w:t>
+      </w:r>
+      <w:proofErr w:type="spellEnd"/>
+      <w:r>
+        <w:t xml:space="preserve"> depending on region. The g5.xlarge and g5.2xlarge are the practical sweet spot for smaller MOCR models: enough VRAM for sub-3B models, reasonable cost, and widely available. For 7B+ models (OlmOCR-2, </w:t>
+      </w:r>
+      <w:proofErr w:type="spellStart"/>
+      <w:r>
+        <w:t>PaddleOCR</w:t>
+      </w:r>
+      <w:proofErr w:type="spellEnd"/>
+      <w:r>
+        <w:t>-VL), a single A100 is needed — either p4d.24xlarge (using one of its eight A100s) or a dedicated instance. Spot pricing cuts these figures by 60–70% for interruption-tolerant batch workloads. Source: trgdatacenters.com/resource/</w:t>
+      </w:r>
+      <w:proofErr w:type="spellStart"/>
+      <w:r>
+        <w:t>aws</w:t>
+      </w:r>
+      <w:proofErr w:type="spellEnd"/>
+      <w:r>
+        <w:t>-</w:t>
+      </w:r>
+      <w:proofErr w:type="spellStart"/>
+      <w:r>
+        <w:t>gpu</w:t>
+      </w:r>
+      <w:proofErr w:type="spellEnd"/>
+      <w:r>
+        <w:t>-pricing, aws.amazon.com/about-aws/whats-new/2025/06/pricing-usage-model-ec2-instances-nvidia-gpus</w:t>
       </w:r>
     </w:p>
     <w:p>
@@ -4517,7 +5112,15 @@
         <w:ind w:left="504"/>
       </w:pPr>
       <w:r>
-        <w:t>Sequential API calls were used. Parallelising across pages — running four to eight simultaneous calls within rate limits — would reduce wall-clock time by 4–6× at equivalent cost.</w:t>
+        <w:t xml:space="preserve">Sequential API calls were used. </w:t>
+      </w:r>
+      <w:proofErr w:type="spellStart"/>
+      <w:r>
+        <w:t>Parallelising</w:t>
+      </w:r>
+      <w:proofErr w:type="spellEnd"/>
+      <w:r>
+        <w:t xml:space="preserve"> across pages — running four to eight simultaneous calls within rate limits — would reduce wall-clock time by 4–6× at equivalent cost.</w:t>
       </w:r>
     </w:p>
     <w:p>
@@ -4526,8 +5129,21 @@
         <w:spacing w:after="60"/>
         <w:ind w:left="504"/>
       </w:pPr>
-      <w:r>
-        <w:t>Quantised inference was not tested. INT8 or INT4 quantisation of MOCR models can cut VRAM requirements by 2–4× with typically less than 2% accuracy loss, which makes the economics better on smaller GPU instances.</w:t>
+      <w:proofErr w:type="spellStart"/>
+      <w:r>
+        <w:t>Quantised</w:t>
+      </w:r>
+      <w:proofErr w:type="spellEnd"/>
+      <w:r>
+        <w:t xml:space="preserve"> inference was not tested. INT8 or INT4 </w:t>
+      </w:r>
+      <w:proofErr w:type="spellStart"/>
+      <w:r>
+        <w:t>quantisation</w:t>
+      </w:r>
+      <w:proofErr w:type="spellEnd"/>
+      <w:r>
+        <w:t xml:space="preserve"> of MOCR models can cut VRAM requirements by 2–4× with typically less than 2% accuracy loss, which makes the economics better on smaller GPU instances.</w:t>
       </w:r>
     </w:p>
     <w:p>
@@ -4560,7 +5176,23 @@
         <w:spacing w:after="120"/>
       </w:pPr>
       <w:r>
-        <w:t>Use the heuristic fast path (PyMuPDF + bookmark parsing) for everything with a readable PDF structure. For the remainder, route to GPT-4o-mini via OpenRouter with a page cost cap. At low volumes the data privacy trade-off may be acceptable; revisit once volume or sensitivity crosses a threshold that makes it a real concern.</w:t>
+        <w:t>Use the heuristic fast path (</w:t>
+      </w:r>
+      <w:proofErr w:type="spellStart"/>
+      <w:r>
+        <w:t>PyMuPDF</w:t>
+      </w:r>
+      <w:proofErr w:type="spellEnd"/>
+      <w:r>
+        <w:t xml:space="preserve"> + bookmark parsing) for everything with a readable PDF structure. For the remainder, route to GPT-4o-mini via </w:t>
+      </w:r>
+      <w:proofErr w:type="spellStart"/>
+      <w:r>
+        <w:t>OpenRouter</w:t>
+      </w:r>
+      <w:proofErr w:type="spellEnd"/>
+      <w:r>
+        <w:t xml:space="preserve"> with a page cost cap. At low volumes the data privacy trade-off may be acceptable; revisit once volume or sensitivity crosses a threshold that makes it a real concern.</w:t>
       </w:r>
     </w:p>
     <w:p>
@@ -4576,7 +5208,15 @@
         <w:spacing w:after="120"/>
       </w:pPr>
       <w:r>
-        <w:t>Deploy GLM-OCR or DeepSeek-OCR-2 on a g5.xlarge or g5.2xlarge ($1.01–1.21/hr). Run the heuristic pipeline for the 80</w:t>
+        <w:t>Deploy GLM-OCR or DeepSeek-OCR-2 on a g5.xlarge or g5.2xlarge ($1.01–1.21/</w:t>
+      </w:r>
+      <w:proofErr w:type="spellStart"/>
+      <w:r>
+        <w:t>hr</w:t>
+      </w:r>
+      <w:proofErr w:type="spellEnd"/>
+      <w:r>
+        <w:t>). Run the heuristic pipeline for the 80</w:t>
       </w:r>
       <w:r>
         <w:t xml:space="preserve"> - </w:t>
@@ -4644,7 +5284,23 @@
       </w:pPr>
       <w:r>
         <w:lastRenderedPageBreak/>
-        <w:t>INT4 quantisation (via GPTQ or AWQ) and speculative decoding are closing the gap between on-demand throughput and what you need dedicated hardware for. A 7B model quantised to INT4 fits on 8 GB VRAM with ~1% accuracy cost.</w:t>
+        <w:t xml:space="preserve">INT4 </w:t>
+      </w:r>
+      <w:proofErr w:type="spellStart"/>
+      <w:r>
+        <w:t>quantisation</w:t>
+      </w:r>
+      <w:proofErr w:type="spellEnd"/>
+      <w:r>
+        <w:t xml:space="preserve"> (via GPTQ or AWQ) and speculative decoding are closing the gap between on-demand throughput and what you need dedicated hardware for. A 7B model </w:t>
+      </w:r>
+      <w:proofErr w:type="spellStart"/>
+      <w:r>
+        <w:t>quantised</w:t>
+      </w:r>
+      <w:proofErr w:type="spellEnd"/>
+      <w:r>
+        <w:t xml:space="preserve"> to INT4 fits on 8 GB VRAM with ~1% accuracy cost.</w:t>
       </w:r>
     </w:p>
     <w:p>
@@ -4654,7 +5310,15 @@
         <w:ind w:left="504"/>
       </w:pPr>
       <w:r>
-        <w:t>Models are beginning to handle multi-page context natively, which will eventually eliminate the need for the page-stitching and continuation detection that the current DocStruct VLM path handles manually.</w:t>
+        <w:t xml:space="preserve">Models are beginning to handle multi-page context natively, which will eventually eliminate the need for the page-stitching and continuation detection that the current </w:t>
+      </w:r>
+      <w:proofErr w:type="spellStart"/>
+      <w:r>
+        <w:t>DocStruct</w:t>
+      </w:r>
+      <w:proofErr w:type="spellEnd"/>
+      <w:r>
+        <w:t xml:space="preserve"> VLM path handles manually.</w:t>
       </w:r>
     </w:p>
     <w:p>
@@ -4664,7 +5328,23 @@
         <w:ind w:left="504"/>
       </w:pPr>
       <w:r>
-        <w:t>The OmniDocBench and olmOCR-Bench leaderboards are being updated frequently. PaddleOCR-VL-7B went from competitive to first place within weeks of release in late 2025. Any evaluation has a short shelf life.</w:t>
+        <w:t xml:space="preserve">The </w:t>
+      </w:r>
+      <w:proofErr w:type="spellStart"/>
+      <w:r>
+        <w:t>OmniDocBench</w:t>
+      </w:r>
+      <w:proofErr w:type="spellEnd"/>
+      <w:r>
+        <w:t xml:space="preserve"> and </w:t>
+      </w:r>
+      <w:proofErr w:type="spellStart"/>
+      <w:r>
+        <w:t>olmOCR</w:t>
+      </w:r>
+      <w:proofErr w:type="spellEnd"/>
+      <w:r>
+        <w:t>-Bench leaderboards are being updated frequently. PaddleOCR-VL-7B went from competitive to first place within weeks of release in late 2025. Any evaluation has a short shelf life.</w:t>
       </w:r>
     </w:p>
     <w:p>
@@ -4724,7 +5404,21 @@
         <w:rPr>
           <w:sz w:val="20"/>
         </w:rPr>
-        <w:t xml:space="preserve">ZAI-org / GLM-OCR — HuggingFace — </w:t>
+        <w:t xml:space="preserve">ZAI-org / GLM-OCR — </w:t>
+      </w:r>
+      <w:proofErr w:type="spellStart"/>
+      <w:r>
+        <w:rPr>
+          <w:sz w:val="20"/>
+        </w:rPr>
+        <w:t>HuggingFace</w:t>
+      </w:r>
+      <w:proofErr w:type="spellEnd"/>
+      <w:r>
+        <w:rPr>
+          <w:sz w:val="20"/>
+        </w:rPr>
+        <w:t xml:space="preserve"> — </w:t>
       </w:r>
       <w:r>
         <w:rPr>
@@ -4739,18 +5433,41 @@
       <w:pPr>
         <w:spacing w:after="80"/>
       </w:pPr>
+      <w:proofErr w:type="spellStart"/>
       <w:r>
         <w:rPr>
           <w:b/>
           <w:sz w:val="20"/>
         </w:rPr>
-        <w:t xml:space="preserve">Dots.OCR: </w:t>
+        <w:t>Dots.OCR</w:t>
+      </w:r>
+      <w:proofErr w:type="spellEnd"/>
+      <w:r>
+        <w:rPr>
+          <w:b/>
+          <w:sz w:val="20"/>
+        </w:rPr>
+        <w:t xml:space="preserve">: </w:t>
       </w:r>
       <w:r>
         <w:rPr>
           <w:sz w:val="20"/>
         </w:rPr>
-        <w:t xml:space="preserve">kristaller486 / dots.ocr-1.5 — HuggingFace — </w:t>
+        <w:t xml:space="preserve">kristaller486 / dots.ocr-1.5 — </w:t>
+      </w:r>
+      <w:proofErr w:type="spellStart"/>
+      <w:r>
+        <w:rPr>
+          <w:sz w:val="20"/>
+        </w:rPr>
+        <w:t>HuggingFace</w:t>
+      </w:r>
+      <w:proofErr w:type="spellEnd"/>
+      <w:r>
+        <w:rPr>
+          <w:sz w:val="20"/>
+        </w:rPr>
+        <w:t xml:space="preserve"> — </w:t>
       </w:r>
       <w:r>
         <w:rPr>
@@ -4828,7 +5545,21 @@
         <w:rPr>
           <w:sz w:val="20"/>
         </w:rPr>
-        <w:t xml:space="preserve">Chandra OCR Speed and Accuracy vs Top Models — Skywork AI — </w:t>
+        <w:t xml:space="preserve">Chandra OCR Speed and Accuracy vs Top Models — </w:t>
+      </w:r>
+      <w:proofErr w:type="spellStart"/>
+      <w:r>
+        <w:rPr>
+          <w:sz w:val="20"/>
+        </w:rPr>
+        <w:t>Skywork</w:t>
+      </w:r>
+      <w:proofErr w:type="spellEnd"/>
+      <w:r>
+        <w:rPr>
+          <w:sz w:val="20"/>
+        </w:rPr>
+        <w:t xml:space="preserve"> AI — </w:t>
       </w:r>
       <w:r>
         <w:rPr>
@@ -4843,18 +5574,57 @@
       <w:pPr>
         <w:spacing w:after="80"/>
       </w:pPr>
+      <w:proofErr w:type="spellStart"/>
       <w:r>
         <w:rPr>
           <w:b/>
           <w:sz w:val="20"/>
         </w:rPr>
-        <w:t xml:space="preserve">OmniDocBench / OCRBench Leaderboard: </w:t>
+        <w:t>OmniDocBench</w:t>
+      </w:r>
+      <w:proofErr w:type="spellEnd"/>
+      <w:r>
+        <w:rPr>
+          <w:b/>
+          <w:sz w:val="20"/>
+        </w:rPr>
+        <w:t xml:space="preserve"> / </w:t>
+      </w:r>
+      <w:proofErr w:type="spellStart"/>
+      <w:r>
+        <w:rPr>
+          <w:b/>
+          <w:sz w:val="20"/>
+        </w:rPr>
+        <w:t>OCRBench</w:t>
+      </w:r>
+      <w:proofErr w:type="spellEnd"/>
+      <w:r>
+        <w:rPr>
+          <w:b/>
+          <w:sz w:val="20"/>
+        </w:rPr>
+        <w:t xml:space="preserve"> Leaderboard: </w:t>
       </w:r>
       <w:r>
         <w:rPr>
           <w:sz w:val="20"/>
         </w:rPr>
-        <w:t xml:space="preserve">Best OCR Models 2026: Benchmarks &amp; Comparison — CodeSOTA — </w:t>
+        <w:t xml:space="preserve">Best OCR Models 2026: Benchmarks &amp; Comparison — </w:t>
+      </w:r>
+      <w:proofErr w:type="spellStart"/>
+      <w:r>
+        <w:rPr>
+          <w:sz w:val="20"/>
+        </w:rPr>
+        <w:t>CodeSOTA</w:t>
+      </w:r>
+      <w:proofErr w:type="spellEnd"/>
+      <w:r>
+        <w:rPr>
+          <w:sz w:val="20"/>
+        </w:rPr>
+        <w:t xml:space="preserve"> — </w:t>
       </w:r>
       <w:r>
         <w:rPr>
@@ -4874,13 +5644,37 @@
           <w:b/>
           <w:sz w:val="20"/>
         </w:rPr>
-        <w:t xml:space="preserve">GLM-OCR vs DeepSeek-OCR-2 vs PaddleOCR 2026: </w:t>
-      </w:r>
+        <w:t xml:space="preserve">GLM-OCR vs DeepSeek-OCR-2 vs </w:t>
+      </w:r>
+      <w:proofErr w:type="spellStart"/>
+      <w:r>
+        <w:rPr>
+          <w:b/>
+          <w:sz w:val="20"/>
+        </w:rPr>
+        <w:t>PaddleOCR</w:t>
+      </w:r>
+      <w:proofErr w:type="spellEnd"/>
+      <w:r>
+        <w:rPr>
+          <w:b/>
+          <w:sz w:val="20"/>
+        </w:rPr>
+        <w:t xml:space="preserve"> 2026: </w:t>
+      </w:r>
+      <w:proofErr w:type="spellStart"/>
       <w:r>
         <w:rPr>
           <w:sz w:val="20"/>
         </w:rPr>
-        <w:t xml:space="preserve">Regolo AI benchmark comparison — </w:t>
+        <w:t>Regolo</w:t>
+      </w:r>
+      <w:proofErr w:type="spellEnd"/>
+      <w:r>
+        <w:rPr>
+          <w:sz w:val="20"/>
+        </w:rPr>
+        <w:t xml:space="preserve"> AI benchmark comparison — </w:t>
       </w:r>
       <w:r>
         <w:rPr>
@@ -4932,7 +5726,21 @@
         <w:rPr>
           <w:sz w:val="20"/>
         </w:rPr>
-        <w:t xml:space="preserve">Amazon EC2 GPU Instances: The Complete Guide — nOps — </w:t>
+        <w:t xml:space="preserve">Amazon EC2 GPU Instances: The Complete Guide — </w:t>
+      </w:r>
+      <w:proofErr w:type="spellStart"/>
+      <w:r>
+        <w:rPr>
+          <w:sz w:val="20"/>
+        </w:rPr>
+        <w:t>nOps</w:t>
+      </w:r>
+      <w:proofErr w:type="spellEnd"/>
+      <w:r>
+        <w:rPr>
+          <w:sz w:val="20"/>
+        </w:rPr>
+        <w:t xml:space="preserve"> — </w:t>
       </w:r>
       <w:r>
         <w:rPr>
@@ -4958,7 +5766,21 @@
         <w:rPr>
           <w:sz w:val="20"/>
         </w:rPr>
-        <w:t xml:space="preserve">Tesseract OCR Benchmarks — GitHub tessdoc — </w:t>
+        <w:t xml:space="preserve">Tesseract OCR Benchmarks — GitHub </w:t>
+      </w:r>
+      <w:proofErr w:type="spellStart"/>
+      <w:r>
+        <w:rPr>
+          <w:sz w:val="20"/>
+        </w:rPr>
+        <w:t>tessdoc</w:t>
+      </w:r>
+      <w:proofErr w:type="spellEnd"/>
+      <w:r>
+        <w:rPr>
+          <w:sz w:val="20"/>
+        </w:rPr>
+        <w:t xml:space="preserve"> — </w:t>
       </w:r>
       <w:r>
         <w:rPr>
@@ -4973,12 +5795,21 @@
       <w:pPr>
         <w:spacing w:after="80"/>
       </w:pPr>
+      <w:proofErr w:type="spellStart"/>
       <w:r>
         <w:rPr>
           <w:b/>
           <w:sz w:val="20"/>
         </w:rPr>
-        <w:t xml:space="preserve">OpenRouter / OpenAI pricing: </w:t>
+        <w:t>OpenRouter</w:t>
+      </w:r>
+      <w:proofErr w:type="spellEnd"/>
+      <w:r>
+        <w:rPr>
+          <w:b/>
+          <w:sz w:val="20"/>
+        </w:rPr>
+        <w:t xml:space="preserve"> / OpenAI pricing: </w:t>
       </w:r>
       <w:r>
         <w:rPr>
@@ -5819,6 +6650,7 @@
   <w:style w:type="character" w:default="1" w:styleId="DefaultParagraphFont">
     <w:name w:val="Default Paragraph Font"/>
     <w:uiPriority w:val="1"/>
+    <w:semiHidden/>
     <w:unhideWhenUsed/>
   </w:style>
   <w:style w:type="table" w:default="1" w:styleId="TableNormal">
